--- a/02 Основные рекомендованные схемы, таблицы ПИС 2025.docx
+++ b/02 Основные рекомендованные схемы, таблицы ПИС 2025.docx
@@ -2941,12 +2941,12 @@
           <wp:inline distB="0" distT="0" distL="0" distR="0">
             <wp:extent cx="2433935" cy="1796356"/>
             <wp:effectExtent b="0" l="0" r="0" t="0"/>
-            <wp:docPr id="18" name="image55.png"/>
+            <wp:docPr id="18" name="image44.png"/>
             <a:graphic>
               <a:graphicData uri="http://schemas.openxmlformats.org/drawingml/2006/picture">
                 <pic:pic>
                   <pic:nvPicPr>
-                    <pic:cNvPr id="0" name="image55.png"/>
+                    <pic:cNvPr id="0" name="image44.png"/>
                     <pic:cNvPicPr preferRelativeResize="0"/>
                   </pic:nvPicPr>
                   <pic:blipFill>
@@ -5555,12 +5555,12 @@
           <wp:inline distB="0" distT="0" distL="0" distR="0">
             <wp:extent cx="1374605" cy="1706501"/>
             <wp:effectExtent b="0" l="0" r="0" t="0"/>
-            <wp:docPr id="19" name="image54.png"/>
+            <wp:docPr id="19" name="image43.png"/>
             <a:graphic>
               <a:graphicData uri="http://schemas.openxmlformats.org/drawingml/2006/picture">
                 <pic:pic>
                   <pic:nvPicPr>
-                    <pic:cNvPr id="0" name="image54.png"/>
+                    <pic:cNvPr id="0" name="image43.png"/>
                     <pic:cNvPicPr preferRelativeResize="0"/>
                   </pic:nvPicPr>
                   <pic:blipFill>
@@ -10457,12 +10457,12 @@
           <wp:inline distB="114300" distT="114300" distL="114300" distR="114300">
             <wp:extent cx="3237548" cy="1505836"/>
             <wp:effectExtent b="0" l="0" r="0" t="0"/>
-            <wp:docPr id="16" name="image48.png"/>
+            <wp:docPr id="16" name="image50.png"/>
             <a:graphic>
               <a:graphicData uri="http://schemas.openxmlformats.org/drawingml/2006/picture">
                 <pic:pic>
                   <pic:nvPicPr>
-                    <pic:cNvPr id="0" name="image48.png"/>
+                    <pic:cNvPr id="0" name="image50.png"/>
                     <pic:cNvPicPr preferRelativeResize="0"/>
                   </pic:nvPicPr>
                   <pic:blipFill>
@@ -10501,12 +10501,12 @@
           <wp:inline distB="114300" distT="114300" distL="114300" distR="114300">
             <wp:extent cx="3440130" cy="1958387"/>
             <wp:effectExtent b="0" l="0" r="0" t="0"/>
-            <wp:docPr id="10" name="image44.png"/>
+            <wp:docPr id="10" name="image55.png"/>
             <a:graphic>
               <a:graphicData uri="http://schemas.openxmlformats.org/drawingml/2006/picture">
                 <pic:pic>
                   <pic:nvPicPr>
-                    <pic:cNvPr id="0" name="image44.png"/>
+                    <pic:cNvPr id="0" name="image55.png"/>
                     <pic:cNvPicPr preferRelativeResize="0"/>
                   </pic:nvPicPr>
                   <pic:blipFill>
@@ -10568,12 +10568,12 @@
           <wp:inline distB="114300" distT="114300" distL="114300" distR="114300">
             <wp:extent cx="9251820" cy="4305300"/>
             <wp:effectExtent b="0" l="0" r="0" t="0"/>
-            <wp:docPr id="13" name="image47.png"/>
+            <wp:docPr id="13" name="image51.png"/>
             <a:graphic>
               <a:graphicData uri="http://schemas.openxmlformats.org/drawingml/2006/picture">
                 <pic:pic>
                   <pic:nvPicPr>
-                    <pic:cNvPr id="0" name="image47.png"/>
+                    <pic:cNvPr id="0" name="image51.png"/>
                     <pic:cNvPicPr preferRelativeResize="0"/>
                   </pic:nvPicPr>
                   <pic:blipFill>
@@ -13700,12 +13700,12 @@
           <wp:inline distB="0" distT="0" distL="0" distR="0">
             <wp:extent cx="5965125" cy="3222038"/>
             <wp:effectExtent b="0" l="0" r="0" t="0"/>
-            <wp:docPr id="12" name="image52.png"/>
+            <wp:docPr id="12" name="image48.png"/>
             <a:graphic>
               <a:graphicData uri="http://schemas.openxmlformats.org/drawingml/2006/picture">
                 <pic:pic>
                   <pic:nvPicPr>
-                    <pic:cNvPr id="0" name="image52.png"/>
+                    <pic:cNvPr id="0" name="image48.png"/>
                     <pic:cNvPicPr preferRelativeResize="0"/>
                   </pic:nvPicPr>
                   <pic:blipFill>
@@ -18744,12 +18744,12 @@
           <wp:inline distB="114300" distT="114300" distL="114300" distR="114300">
             <wp:extent cx="9251820" cy="4318000"/>
             <wp:effectExtent b="0" l="0" r="0" t="0"/>
-            <wp:docPr id="11" name="image45.png"/>
+            <wp:docPr id="11" name="image54.png"/>
             <a:graphic>
               <a:graphicData uri="http://schemas.openxmlformats.org/drawingml/2006/picture">
                 <pic:pic>
                   <pic:nvPicPr>
-                    <pic:cNvPr id="0" name="image45.png"/>
+                    <pic:cNvPr id="0" name="image54.png"/>
                     <pic:cNvPicPr preferRelativeResize="0"/>
                   </pic:nvPicPr>
                   <pic:blipFill>
@@ -18866,12 +18866,12 @@
           <wp:inline distB="0" distT="0" distL="0" distR="0">
             <wp:extent cx="9251950" cy="4136791"/>
             <wp:effectExtent b="0" l="0" r="0" t="0"/>
-            <wp:docPr id="14" name="image43.png"/>
+            <wp:docPr id="14" name="image45.png"/>
             <a:graphic>
               <a:graphicData uri="http://schemas.openxmlformats.org/drawingml/2006/picture">
                 <pic:pic>
                   <pic:nvPicPr>
-                    <pic:cNvPr id="0" name="image43.png"/>
+                    <pic:cNvPr id="0" name="image45.png"/>
                     <pic:cNvPicPr preferRelativeResize="0"/>
                   </pic:nvPicPr>
                   <pic:blipFill>
@@ -18996,12 +18996,12 @@
           <wp:inline distB="114300" distT="114300" distL="114300" distR="114300">
             <wp:extent cx="8227260" cy="5874068"/>
             <wp:effectExtent b="0" l="0" r="0" t="0"/>
-            <wp:docPr id="15" name="image51.png"/>
+            <wp:docPr id="15" name="image52.png"/>
             <a:graphic>
               <a:graphicData uri="http://schemas.openxmlformats.org/drawingml/2006/picture">
                 <pic:pic>
                   <pic:nvPicPr>
-                    <pic:cNvPr id="0" name="image51.png"/>
+                    <pic:cNvPr id="0" name="image52.png"/>
                     <pic:cNvPicPr preferRelativeResize="0"/>
                   </pic:nvPicPr>
                   <pic:blipFill>
@@ -19045,7 +19045,7 @@
       </w:pPr>
       <w:sdt>
         <w:sdtPr>
-          <w:id w:val="2103961820"/>
+          <w:id w:val="523530620"/>
           <w:tag w:val="goog_rdk_0"/>
         </w:sdtPr>
         <w:sdtContent>
@@ -19112,12 +19112,12 @@
           <wp:inline distB="114300" distT="114300" distL="114300" distR="114300">
             <wp:extent cx="6044338" cy="6203632"/>
             <wp:effectExtent b="0" l="0" r="0" t="0"/>
-            <wp:docPr id="9" name="image50.png"/>
+            <wp:docPr id="9" name="image53.png"/>
             <a:graphic>
               <a:graphicData uri="http://schemas.openxmlformats.org/drawingml/2006/picture">
                 <pic:pic>
                   <pic:nvPicPr>
-                    <pic:cNvPr id="0" name="image50.png"/>
+                    <pic:cNvPr id="0" name="image53.png"/>
                     <pic:cNvPicPr preferRelativeResize="0"/>
                   </pic:nvPicPr>
                   <pic:blipFill>
@@ -19275,7 +19275,7 @@
     <w:sdt>
       <w:sdtPr>
         <w:lock w:val="contentLocked"/>
-        <w:id w:val="-1254919838"/>
+        <w:id w:val="-906260206"/>
         <w:tag w:val="goog_rdk_4"/>
       </w:sdtPr>
       <w:sdtContent>
@@ -19402,7 +19402,7 @@
                 </w:pPr>
                 <w:sdt>
                   <w:sdtPr>
-                    <w:id w:val="249933369"/>
+                    <w:id w:val="859371092"/>
                     <w:tag w:val="goog_rdk_1"/>
                   </w:sdtPr>
                   <w:sdtContent>
@@ -19460,7 +19460,7 @@
                 </w:r>
                 <w:sdt>
                   <w:sdtPr>
-                    <w:id w:val="1940222778"/>
+                    <w:id w:val="-1825032553"/>
                     <w:tag w:val="goog_rdk_2"/>
                   </w:sdtPr>
                   <w:sdtContent>
@@ -19518,7 +19518,7 @@
                 </w:pPr>
                 <w:sdt>
                   <w:sdtPr>
-                    <w:id w:val="440502855"/>
+                    <w:id w:val="-601793754"/>
                     <w:tag w:val="goog_rdk_3"/>
                   </w:sdtPr>
                   <w:sdtContent>
@@ -22032,12 +22032,12 @@
           <wp:inline distB="0" distT="0" distL="0" distR="0">
             <wp:extent cx="8186151" cy="5413806"/>
             <wp:effectExtent b="0" l="0" r="0" t="0"/>
-            <wp:docPr id="20" name="image53.png"/>
+            <wp:docPr id="20" name="image49.png"/>
             <a:graphic>
               <a:graphicData uri="http://schemas.openxmlformats.org/drawingml/2006/picture">
                 <pic:pic>
                   <pic:nvPicPr>
-                    <pic:cNvPr id="0" name="image53.png"/>
+                    <pic:cNvPr id="0" name="image49.png"/>
                     <pic:cNvPicPr preferRelativeResize="0"/>
                   </pic:nvPicPr>
                   <pic:blipFill>
@@ -22156,12 +22156,12 @@
           <wp:inline distB="0" distT="0" distL="0" distR="0">
             <wp:extent cx="8602699" cy="5378175"/>
             <wp:effectExtent b="0" l="0" r="0" t="0"/>
-            <wp:docPr id="21" name="image49.png"/>
+            <wp:docPr id="21" name="image47.png"/>
             <a:graphic>
               <a:graphicData uri="http://schemas.openxmlformats.org/drawingml/2006/picture">
                 <pic:pic>
                   <pic:nvPicPr>
-                    <pic:cNvPr id="0" name="image49.png"/>
+                    <pic:cNvPr id="0" name="image47.png"/>
                     <pic:cNvPicPr preferRelativeResize="0"/>
                   </pic:nvPicPr>
                   <pic:blipFill>
@@ -23866,7 +23866,7 @@
 
 <file path=customXML/item1.xml><?xml version="1.0" encoding="utf-8"?>
 <go:gDocsCustomXmlDataStorage xmlns:go="http://customooxmlschemas.google.com/" xmlns:r="http://schemas.openxmlformats.org/officeDocument/2006/relationships" uri="GoogleDocsCustomDataVersion2">
-  <go:docsCustomData xmlns:go="http://customooxmlschemas.google.com/" roundtripDataSignature="AMtx7mi3YsQ350Ap6fuShwxrv12rmByCZw==">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</go:docsCustomData>
+  <go:docsCustomData xmlns:go="http://customooxmlschemas.google.com/" roundtripDataSignature="AMtx7mjP0j1BZc2WC4O/t3CE6wAMuv/YOQ==">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</go:docsCustomData>
 </go:gDocsCustomXmlDataStorage>
 </file>
 
